--- a/Refactor Notes.docx
+++ b/Refactor Notes.docx
@@ -28,6 +28,23 @@
         <w:ind w:left="720"/>
       </w:pPr>
       <w:r>
+        <w:tab/>
+        <w:t>Several pre-made themes, including such hits as “</w:t>
+      </w:r>
+      <w:proofErr w:type="spellStart"/>
+      <w:r>
+        <w:t>JustRed</w:t>
+      </w:r>
+      <w:proofErr w:type="spellEnd"/>
+      <w:r>
+        <w:t>”</w:t>
+      </w:r>
+    </w:p>
+    <w:p>
+      <w:pPr>
+        <w:ind w:left="720"/>
+      </w:pPr>
+      <w:r>
         <w:t>Added a first start up field to the config, which if set to false will skip checking for HITRAN files, which drastically improves loading speeds.</w:t>
       </w:r>
     </w:p>
@@ -54,10 +71,7 @@
     <w:p/>
     <w:p>
       <w:r>
-        <w:t xml:space="preserve">Complete file </w:t>
-      </w:r>
-      <w:r>
-        <w:t>restructuring</w:t>
+        <w:t>Complete file restructuring</w:t>
       </w:r>
     </w:p>
     <w:p>
@@ -79,23 +93,7 @@
     <w:p/>
     <w:p>
       <w:r>
-        <w:t xml:space="preserve">New molecule class to store </w:t>
-      </w:r>
-      <w:proofErr w:type="gramStart"/>
-      <w:r>
-        <w:t>all of</w:t>
-      </w:r>
-      <w:proofErr w:type="gramEnd"/>
-      <w:r>
-        <w:t xml:space="preserve"> the parameters </w:t>
-      </w:r>
-      <w:proofErr w:type="gramStart"/>
-      <w:r>
-        <w:t>about</w:t>
-      </w:r>
-      <w:proofErr w:type="gramEnd"/>
-      <w:r>
-        <w:t xml:space="preserve"> specific molecules</w:t>
+        <w:t>New molecule class to store all of the parameters about specific molecules</w:t>
       </w:r>
     </w:p>
     <w:p/>
@@ -122,21 +120,8 @@
       <w:pPr>
         <w:ind w:left="720"/>
       </w:pPr>
-      <w:proofErr w:type="gramStart"/>
-      <w:r>
-        <w:t>Should</w:t>
-      </w:r>
-      <w:proofErr w:type="gramEnd"/>
-      <w:r>
-        <w:t xml:space="preserve"> probably also work with any text file that has comma separated entries grouped in </w:t>
-      </w:r>
-      <w:proofErr w:type="gramStart"/>
-      <w:r>
-        <w:t>columns</w:t>
-      </w:r>
-      <w:proofErr w:type="gramEnd"/>
-      <w:r>
-        <w:t xml:space="preserve"> but this is not tested</w:t>
+      <w:r>
+        <w:t>Should probably also work with any text file that has comma separated entries grouped in columns but this is not tested</w:t>
       </w:r>
     </w:p>
     <w:p>
@@ -183,15 +168,7 @@
       </w:pPr>
       <w:r>
         <w:tab/>
-        <w:t xml:space="preserve">If these two columns are not </w:t>
-      </w:r>
-      <w:proofErr w:type="gramStart"/>
-      <w:r>
-        <w:t>present</w:t>
-      </w:r>
-      <w:proofErr w:type="gramEnd"/>
-      <w:r>
-        <w:t xml:space="preserve"> then the program will estimate both</w:t>
+        <w:t>If these two columns are not present then the program will estimate both</w:t>
       </w:r>
     </w:p>
     <w:p>
@@ -248,15 +225,7 @@
         <w:ind w:left="1440"/>
       </w:pPr>
       <w:r>
-        <w:t xml:space="preserve">Convenient way to store and access </w:t>
-      </w:r>
-      <w:proofErr w:type="gramStart"/>
-      <w:r>
-        <w:t>the information</w:t>
-      </w:r>
-      <w:proofErr w:type="gramEnd"/>
-      <w:r>
-        <w:t xml:space="preserve"> about specific molecules.</w:t>
+        <w:t>Convenient way to store and access the information about specific molecules.</w:t>
       </w:r>
     </w:p>
     <w:p>
@@ -301,7 +270,62 @@
         <w:t>The GUI is now split into several different files which delegate responsibility</w:t>
       </w:r>
     </w:p>
-    <w:p>
+    <w:p/>
+    <w:p>
+      <w:r>
+        <w:t>Numerous GUI improvements</w:t>
+      </w:r>
+    </w:p>
+    <w:p>
+      <w:r>
+        <w:tab/>
+        <w:t>Aforementioned theming</w:t>
+      </w:r>
+    </w:p>
+    <w:p>
+      <w:r>
+        <w:tab/>
+      </w:r>
+      <w:r>
+        <w:tab/>
+        <w:t>Completely configurable color selection for every graphical component</w:t>
+      </w:r>
+    </w:p>
+    <w:p>
+      <w:r>
+        <w:tab/>
+        <w:t>(Currently non-functional) Window popping out</w:t>
+      </w:r>
+    </w:p>
+    <w:p>
+      <w:pPr>
+        <w:ind w:left="1440"/>
+      </w:pPr>
+      <w:r>
+        <w:t>Ability to click a popout button and pop any GUI widget out into a new window</w:t>
+      </w:r>
+    </w:p>
+    <w:p>
+      <w:r>
+        <w:tab/>
+        <w:t>Resize GUI widgets in GUI</w:t>
+      </w:r>
+    </w:p>
+    <w:p>
+      <w:pPr>
+        <w:ind w:left="1440"/>
+      </w:pPr>
+      <w:r>
+        <w:t xml:space="preserve">New </w:t>
+      </w:r>
+      <w:proofErr w:type="spellStart"/>
+      <w:r>
+        <w:t>resizeable</w:t>
+      </w:r>
+      <w:proofErr w:type="spellEnd"/>
+      <w:r>
+        <w:t xml:space="preserve"> frame class to allow for the ability to click and drag to resize GUI elements while the program is running</w:t>
+      </w:r>
       <w:r>
         <w:br w:type="page"/>
       </w:r>
@@ -333,23 +357,7 @@
         <w:ind w:left="2160"/>
       </w:pPr>
       <w:r>
-        <w:t xml:space="preserve">Saving the lines sort of works, however it does not save them in the correct format. </w:t>
-      </w:r>
-      <w:proofErr w:type="gramStart"/>
-      <w:r>
-        <w:t>Should</w:t>
-      </w:r>
-      <w:proofErr w:type="gramEnd"/>
-      <w:r>
-        <w:t xml:space="preserve"> be </w:t>
-      </w:r>
-      <w:proofErr w:type="gramStart"/>
-      <w:r>
-        <w:t>pretty easy</w:t>
-      </w:r>
-      <w:proofErr w:type="gramEnd"/>
-      <w:r>
-        <w:t xml:space="preserve"> to fix.</w:t>
+        <w:t>Saving the lines sort of works, however it does not save them in the correct format. Should be pretty easy to fix.</w:t>
       </w:r>
     </w:p>
     <w:p>
@@ -393,13 +401,8 @@
       <w:pPr>
         <w:ind w:left="2160"/>
       </w:pPr>
-      <w:proofErr w:type="gramStart"/>
-      <w:r>
-        <w:t>All of</w:t>
-      </w:r>
-      <w:proofErr w:type="gramEnd"/>
-      <w:r>
-        <w:t xml:space="preserve"> the original code for this should work with minimal modification, I just have yet to properly hook this up.</w:t>
+      <w:r>
+        <w:t>All of the original code for this should work with minimal modification, I just have yet to properly hook this up.</w:t>
       </w:r>
     </w:p>
     <w:p>
@@ -416,23 +419,7 @@
         <w:ind w:left="2160"/>
       </w:pPr>
       <w:r>
-        <w:t xml:space="preserve">Finding single lines works the first time that it is </w:t>
-      </w:r>
-      <w:proofErr w:type="gramStart"/>
-      <w:r>
-        <w:t>run, but</w:t>
-      </w:r>
-      <w:proofErr w:type="gramEnd"/>
-      <w:r>
-        <w:t xml:space="preserve"> does not </w:t>
-      </w:r>
-      <w:proofErr w:type="gramStart"/>
-      <w:r>
-        <w:t>after without</w:t>
-      </w:r>
-      <w:proofErr w:type="gramEnd"/>
-      <w:r>
-        <w:t xml:space="preserve"> restarting the program. This is an issue with resetting the array containing the saved lines and will be very easy to fix.</w:t>
+        <w:t>Finding single lines works the first time that it is run, but does not after without restarting the program. This is an issue with resetting the array containing the saved lines and will be very easy to fix.</w:t>
       </w:r>
     </w:p>
     <w:p>
@@ -506,15 +493,7 @@
       </w:r>
       <w:proofErr w:type="spellEnd"/>
       <w:r>
-        <w:t xml:space="preserve"> automatically. I am not sure how needed or useful this feature </w:t>
-      </w:r>
-      <w:proofErr w:type="gramStart"/>
-      <w:r>
-        <w:t>is</w:t>
-      </w:r>
-      <w:proofErr w:type="gramEnd"/>
-      <w:r>
-        <w:t xml:space="preserve"> so it is a lower priority.</w:t>
+        <w:t xml:space="preserve"> automatically. I am not sure how needed or useful this feature is so it is a lower priority.</w:t>
       </w:r>
     </w:p>
     <w:p>
@@ -522,39 +501,7 @@
         <w:ind w:left="720"/>
       </w:pPr>
       <w:r>
-        <w:t xml:space="preserve">I would like to </w:t>
-      </w:r>
-      <w:proofErr w:type="gramStart"/>
-      <w:r>
-        <w:t>look into</w:t>
-      </w:r>
-      <w:proofErr w:type="gramEnd"/>
-      <w:r>
-        <w:t xml:space="preserve"> using a different GUI framework, but I first need to finish removing </w:t>
-      </w:r>
-      <w:proofErr w:type="gramStart"/>
-      <w:r>
-        <w:t>all of</w:t>
-      </w:r>
-      <w:proofErr w:type="gramEnd"/>
-      <w:r>
-        <w:t xml:space="preserve"> the logic handling from GUI files and relegate any such tasks to separate files. Once I have separated the logic handling, I then plan to </w:t>
-      </w:r>
-      <w:proofErr w:type="gramStart"/>
-      <w:r>
-        <w:t>look into</w:t>
-      </w:r>
-      <w:proofErr w:type="gramEnd"/>
-      <w:r>
-        <w:t xml:space="preserve"> PYQT5 as a possible new GUI framework. I would like to switch GUI frameworks for several reasons, </w:t>
-      </w:r>
-      <w:proofErr w:type="gramStart"/>
-      <w:r>
-        <w:t>including:</w:t>
-      </w:r>
-      <w:proofErr w:type="gramEnd"/>
-      <w:r>
-        <w:t xml:space="preserve"> performance, aesthetics, and because I do not like programming with </w:t>
+        <w:t xml:space="preserve">I would like to look into using a different GUI framework, but I first need to finish removing all of the logic handling from GUI files and relegate any such tasks to separate files. Once I have separated the logic handling, I then plan to look into PYQT5 as a possible new GUI framework. I would like to switch GUI frameworks for several reasons, including: performance, aesthetics, and because I do not like programming with </w:t>
       </w:r>
       <w:proofErr w:type="spellStart"/>
       <w:r>
@@ -632,15 +579,7 @@
         <w:ind w:left="1440"/>
       </w:pPr>
       <w:r>
-        <w:t xml:space="preserve">I am also messing around </w:t>
-      </w:r>
-      <w:proofErr w:type="gramStart"/>
-      <w:r>
-        <w:t>with using</w:t>
-      </w:r>
-      <w:proofErr w:type="gramEnd"/>
-      <w:r>
-        <w:t xml:space="preserve"> different </w:t>
+        <w:t xml:space="preserve">I am also messing around with using different </w:t>
       </w:r>
       <w:proofErr w:type="spellStart"/>
       <w:r>
@@ -648,13 +587,7 @@
       </w:r>
       <w:proofErr w:type="spellEnd"/>
       <w:r>
-        <w:t xml:space="preserve"> models, other than </w:t>
-      </w:r>
-      <w:r>
-        <w:t>gaussian</w:t>
-      </w:r>
-      <w:r>
-        <w:t xml:space="preserve">. Namely, the </w:t>
+        <w:t xml:space="preserve"> models, other than gaussian. Namely, the </w:t>
       </w:r>
       <w:proofErr w:type="spellStart"/>
       <w:r>
@@ -664,11 +597,9 @@
       <w:r>
         <w:t xml:space="preserve"> and </w:t>
       </w:r>
-      <w:proofErr w:type="gramStart"/>
       <w:r>
         <w:t>emcee</w:t>
       </w:r>
-      <w:proofErr w:type="gramEnd"/>
       <w:r>
         <w:t>.</w:t>
       </w:r>
@@ -681,23 +612,7 @@
     </w:p>
     <w:p>
       <w:r>
-        <w:t xml:space="preserve">This </w:t>
-      </w:r>
-      <w:proofErr w:type="gramStart"/>
-      <w:r>
-        <w:t>particular codebase</w:t>
-      </w:r>
-      <w:proofErr w:type="gramEnd"/>
-      <w:r>
-        <w:t xml:space="preserve"> only took a few days to create, so there are many things I would still like to add or improve. This also means that the code is extremely messy (at least by my standards) and there is a lot of poor organization, encapsulation, and repeated logic. </w:t>
-      </w:r>
-      <w:proofErr w:type="gramStart"/>
-      <w:r>
-        <w:t>This</w:t>
-      </w:r>
-      <w:proofErr w:type="gramEnd"/>
-      <w:r>
-        <w:t xml:space="preserve"> however, is nothing that cannot be fixed with a little more work and testing.</w:t>
+        <w:t>This particular codebase only took a few days to create, so there are many things I would still like to add or improve. This also means that the code is extremely messy (at least by my standards) and there is a lot of poor organization, encapsulation, and repeated logic. This however, is nothing that cannot be fixed with a little more work and testing.</w:t>
       </w:r>
     </w:p>
     <w:sectPr>
@@ -1313,6 +1228,7 @@
   <w:style w:type="character" w:default="1" w:styleId="DefaultParagraphFont">
     <w:name w:val="Default Paragraph Font"/>
     <w:uiPriority w:val="1"/>
+    <w:semiHidden/>
     <w:unhideWhenUsed/>
   </w:style>
   <w:style w:type="table" w:default="1" w:styleId="TableNormal">
